--- a/zht/docx/197.content.docx
+++ b/zht/docx/197.content.docx
@@ -247,72 +247,48 @@
         </w:rPr>
         <w:t>當「揀選（elect）」這個動詞在聖經中以神學意義使用時，通常是指神的行動，指神在做出選擇。在舊約中，它是用來指神揀選以色列成為祂的子民（參</w:t>
       </w:r>
-      <w:hyperlink r:id="rId13">
-        <w:r>
-          <w:rPr>
-            <w:lang w:val="zh_TW" w:bidi="zh_TW"/>
-          </w:rPr>
-          <w:rPr>
-            <w:color w:val="0000EE"/>
-            <w:u w:val="single"/>
-          </w:rPr>
-          <w:t>徒13:17</w:t>
-        </w:r>
-      </w:hyperlink>
+      <w:r>
+        <w:rPr>
+          <w:lang w:val="zh_TW" w:bidi="zh_TW"/>
+        </w:rPr>
+        <w:t>徒13:17</w:t>
+      </w:r>
       <w:r>
         <w:rPr>
           <w:lang w:val="zh_TW" w:bidi="zh_TW"/>
         </w:rPr>
         <w:t>）。以色列成為神的子民，不是因為他們決定要屬於神，而是因為神揀選了他們。神這樣做是因為祂對亞伯拉罕的應許，而不是因為以色列有什麼特別之處（</w:t>
       </w:r>
-      <w:hyperlink r:id="rId14">
-        <w:r>
-          <w:rPr>
-            <w:lang w:val="zh_TW" w:bidi="zh_TW"/>
-          </w:rPr>
-          <w:rPr>
-            <w:color w:val="0000EE"/>
-            <w:u w:val="single"/>
-          </w:rPr>
-          <w:t>申7:7–8</w:t>
-        </w:r>
-      </w:hyperlink>
+      <w:r>
+        <w:rPr>
+          <w:lang w:val="zh_TW" w:bidi="zh_TW"/>
+        </w:rPr>
+        <w:t>申7:7–8</w:t>
+      </w:r>
       <w:r>
         <w:rPr>
           <w:lang w:val="zh_TW" w:bidi="zh_TW"/>
         </w:rPr>
         <w:t>）。神也揀選他們的領袖，如掃羅和大衛（</w:t>
       </w:r>
-      <w:hyperlink r:id="rId15">
-        <w:r>
-          <w:rPr>
-            <w:lang w:val="zh_TW" w:bidi="zh_TW"/>
-          </w:rPr>
-          <w:rPr>
-            <w:color w:val="0000EE"/>
-            <w:u w:val="single"/>
-          </w:rPr>
-          <w:t>撒上10:24</w:t>
-        </w:r>
-      </w:hyperlink>
+      <w:r>
+        <w:rPr>
+          <w:lang w:val="zh_TW" w:bidi="zh_TW"/>
+        </w:rPr>
+        <w:t>撒上10:24</w:t>
+      </w:r>
       <w:r>
         <w:rPr>
           <w:lang w:val="zh_TW" w:bidi="zh_TW"/>
         </w:rPr>
         <w:t>；</w:t>
       </w:r>
-      <w:hyperlink r:id="rId16">
-        <w:r>
-          <w:rPr>
-            <w:lang w:val="zh_TW" w:bidi="zh_TW"/>
-          </w:rPr>
-          <w:rPr>
-            <w:color w:val="0000EE"/>
-            <w:u w:val="single"/>
-          </w:rPr>
-          <w:t>撒下6:21</w:t>
-        </w:r>
-      </w:hyperlink>
+      <w:r>
+        <w:rPr>
+          <w:lang w:val="zh_TW" w:bidi="zh_TW"/>
+        </w:rPr>
+        <w:t>撒下6:21</w:t>
+      </w:r>
       <w:r>
         <w:rPr>
           <w:lang w:val="zh_TW" w:bidi="zh_TW"/>
@@ -333,72 +309,48 @@
         </w:rPr>
         <w:t>新約聖經也有類似的概念。神的子民被描述為祂的「選民（his elect）」或「神的選民（chosen ones）」。耶穌在談到未來人子（Son of Man，耶穌用來稱呼自己的稱號）要來並聚集神的子民時，使用了這個詞語（</w:t>
       </w:r>
-      <w:hyperlink r:id="rId17">
-        <w:r>
-          <w:rPr>
-            <w:lang w:val="zh_TW" w:bidi="zh_TW"/>
-          </w:rPr>
-          <w:rPr>
-            <w:color w:val="0000EE"/>
-            <w:u w:val="single"/>
-          </w:rPr>
-          <w:t>可13:20、27</w:t>
-        </w:r>
-      </w:hyperlink>
+      <w:r>
+        <w:rPr>
+          <w:lang w:val="zh_TW" w:bidi="zh_TW"/>
+        </w:rPr>
+        <w:t>可13:20、27</w:t>
+      </w:r>
       <w:r>
         <w:rPr>
           <w:lang w:val="zh_TW" w:bidi="zh_TW"/>
         </w:rPr>
         <w:t>）。耶穌將顯明，神的子民受苦並耐心等待祂是正確的（</w:t>
       </w:r>
-      <w:hyperlink r:id="rId18">
-        <w:r>
-          <w:rPr>
-            <w:lang w:val="zh_TW" w:bidi="zh_TW"/>
-          </w:rPr>
-          <w:rPr>
-            <w:color w:val="0000EE"/>
-            <w:u w:val="single"/>
-          </w:rPr>
-          <w:t>路18:7</w:t>
-        </w:r>
-      </w:hyperlink>
+      <w:r>
+        <w:rPr>
+          <w:lang w:val="zh_TW" w:bidi="zh_TW"/>
+        </w:rPr>
+        <w:t>路18:7</w:t>
+      </w:r>
       <w:r>
         <w:rPr>
           <w:lang w:val="zh_TW" w:bidi="zh_TW"/>
         </w:rPr>
         <w:t>）。在</w:t>
       </w:r>
-      <w:hyperlink r:id="rId19">
-        <w:r>
-          <w:rPr>
-            <w:lang w:val="zh_TW" w:bidi="zh_TW"/>
-          </w:rPr>
-          <w:rPr>
-            <w:color w:val="0000EE"/>
-            <w:u w:val="single"/>
-          </w:rPr>
-          <w:t>彼得前書二章9節</w:t>
-        </w:r>
-      </w:hyperlink>
+      <w:r>
+        <w:rPr>
+          <w:lang w:val="zh_TW" w:bidi="zh_TW"/>
+        </w:rPr>
+        <w:t>彼得前書二章9節</w:t>
+      </w:r>
       <w:r>
         <w:rPr>
           <w:lang w:val="zh_TW" w:bidi="zh_TW"/>
         </w:rPr>
         <w:t>，神的子民被稱為「被揀選的族類（chosen [elect] people）」。這句話最初是用在以色列民身上的（</w:t>
       </w:r>
-      <w:hyperlink r:id="rId20">
-        <w:r>
-          <w:rPr>
-            <w:lang w:val="zh_TW" w:bidi="zh_TW"/>
-          </w:rPr>
-          <w:rPr>
-            <w:color w:val="0000EE"/>
-            <w:u w:val="single"/>
-          </w:rPr>
-          <w:t>賽43:20</w:t>
-        </w:r>
-      </w:hyperlink>
+      <w:r>
+        <w:rPr>
+          <w:lang w:val="zh_TW" w:bidi="zh_TW"/>
+        </w:rPr>
+        <w:t>賽43:20</w:t>
+      </w:r>
       <w:r>
         <w:rPr>
           <w:lang w:val="zh_TW" w:bidi="zh_TW"/>
@@ -419,36 +371,24 @@
         </w:rPr>
         <w:t>在</w:t>
       </w:r>
-      <w:hyperlink r:id="rId21">
-        <w:r>
-          <w:rPr>
-            <w:lang w:val="zh_TW" w:bidi="zh_TW"/>
-          </w:rPr>
-          <w:rPr>
-            <w:color w:val="0000EE"/>
-            <w:u w:val="single"/>
-          </w:rPr>
-          <w:t>羅馬書九至十一章</w:t>
-        </w:r>
-      </w:hyperlink>
+      <w:r>
+        <w:rPr>
+          <w:lang w:val="zh_TW" w:bidi="zh_TW"/>
+        </w:rPr>
+        <w:t>羅馬書九至十一章</w:t>
+      </w:r>
       <w:r>
         <w:rPr>
           <w:lang w:val="zh_TW" w:bidi="zh_TW"/>
         </w:rPr>
         <w:t>，保羅談到一個問題：為什麼大多數猶太人拒絕了關於耶穌的好消息，而許多外邦人卻接受了呢？他說，現在有一小群（或餘民）的猶太人相信。神揀選了這群人是因著神的恩典，這群人是「選民」。這小群人得到了神原本為整個以色列所預備的福分。保羅說，許多人沒有接受這個信息，因為他們對此漸漸不再敏感。他將此描述為「頑梗不化」，這與人類普遍背離神的傾向有關（</w:t>
       </w:r>
-      <w:hyperlink r:id="rId22">
-        <w:r>
-          <w:rPr>
-            <w:lang w:val="zh_TW" w:bidi="zh_TW"/>
-          </w:rPr>
-          <w:rPr>
-            <w:color w:val="0000EE"/>
-            <w:u w:val="single"/>
-          </w:rPr>
-          <w:t>羅11:5–7</w:t>
-        </w:r>
-      </w:hyperlink>
+      <w:r>
+        <w:rPr>
+          <w:lang w:val="zh_TW" w:bidi="zh_TW"/>
+        </w:rPr>
+        <w:t>羅11:5–7</w:t>
+      </w:r>
       <w:r>
         <w:rPr>
           <w:lang w:val="zh_TW" w:bidi="zh_TW"/>
@@ -469,18 +409,12 @@
         </w:rPr>
         <w:t>然而，保羅說神並沒有取消祂揀選以色列作為祂的子民。保羅解釋說，雖然許多猶太人沒有接受關於耶穌的信息，但這使得外邦人也能接受神的祝福。保羅強調神仍然愛猶太人，並且不會收回對他們的應許（</w:t>
       </w:r>
-      <w:hyperlink r:id="rId23">
-        <w:r>
-          <w:rPr>
-            <w:lang w:val="zh_TW" w:bidi="zh_TW"/>
-          </w:rPr>
-          <w:rPr>
-            <w:color w:val="0000EE"/>
-            <w:u w:val="single"/>
-          </w:rPr>
-          <w:t>羅11:28</w:t>
-        </w:r>
-      </w:hyperlink>
+      <w:r>
+        <w:rPr>
+          <w:lang w:val="zh_TW" w:bidi="zh_TW"/>
+        </w:rPr>
+        <w:t>羅11:28</w:t>
+      </w:r>
       <w:r>
         <w:rPr>
           <w:lang w:val="zh_TW" w:bidi="zh_TW"/>
@@ -501,180 +435,120 @@
         </w:rPr>
         <w:t>聖經中翻譯為「選民」的詞語通常以複數形式出現，指的是所有神的子民或特定地方教會的成員（</w:t>
       </w:r>
-      <w:hyperlink r:id="rId24">
-        <w:r>
-          <w:rPr>
-            <w:lang w:val="zh_TW" w:bidi="zh_TW"/>
-          </w:rPr>
-          <w:rPr>
-            <w:color w:val="0000EE"/>
-            <w:u w:val="single"/>
-          </w:rPr>
-          <w:t>羅8:33</w:t>
-        </w:r>
-      </w:hyperlink>
+      <w:r>
+        <w:rPr>
+          <w:lang w:val="zh_TW" w:bidi="zh_TW"/>
+        </w:rPr>
+        <w:t>羅8:33</w:t>
+      </w:r>
       <w:r>
         <w:rPr>
           <w:lang w:val="zh_TW" w:bidi="zh_TW"/>
         </w:rPr>
         <w:t>；</w:t>
       </w:r>
-      <w:hyperlink r:id="rId25">
-        <w:r>
-          <w:rPr>
-            <w:lang w:val="zh_TW" w:bidi="zh_TW"/>
-          </w:rPr>
-          <w:rPr>
-            <w:color w:val="0000EE"/>
-            <w:u w:val="single"/>
-          </w:rPr>
-          <w:t>西3:12</w:t>
-        </w:r>
-      </w:hyperlink>
+      <w:r>
+        <w:rPr>
+          <w:lang w:val="zh_TW" w:bidi="zh_TW"/>
+        </w:rPr>
+        <w:t>西3:12</w:t>
+      </w:r>
       <w:r>
         <w:rPr>
           <w:lang w:val="zh_TW" w:bidi="zh_TW"/>
         </w:rPr>
         <w:t>；</w:t>
       </w:r>
-      <w:hyperlink r:id="rId26">
-        <w:r>
-          <w:rPr>
-            <w:lang w:val="zh_TW" w:bidi="zh_TW"/>
-          </w:rPr>
-          <w:rPr>
-            <w:color w:val="0000EE"/>
-            <w:u w:val="single"/>
-          </w:rPr>
-          <w:t>帖前1:4</w:t>
-        </w:r>
-      </w:hyperlink>
+      <w:r>
+        <w:rPr>
+          <w:lang w:val="zh_TW" w:bidi="zh_TW"/>
+        </w:rPr>
+        <w:t>帖前1:4</w:t>
+      </w:r>
       <w:r>
         <w:rPr>
           <w:lang w:val="zh_TW" w:bidi="zh_TW"/>
         </w:rPr>
         <w:t>；</w:t>
       </w:r>
-      <w:hyperlink r:id="rId27">
-        <w:r>
-          <w:rPr>
-            <w:lang w:val="zh_TW" w:bidi="zh_TW"/>
-          </w:rPr>
-          <w:rPr>
-            <w:color w:val="0000EE"/>
-            <w:u w:val="single"/>
-          </w:rPr>
-          <w:t>提後2:10</w:t>
-        </w:r>
-      </w:hyperlink>
+      <w:r>
+        <w:rPr>
+          <w:lang w:val="zh_TW" w:bidi="zh_TW"/>
+        </w:rPr>
+        <w:t>提後2:10</w:t>
+      </w:r>
       <w:r>
         <w:rPr>
           <w:lang w:val="zh_TW" w:bidi="zh_TW"/>
         </w:rPr>
         <w:t>；</w:t>
       </w:r>
-      <w:hyperlink r:id="rId28">
-        <w:r>
-          <w:rPr>
-            <w:lang w:val="zh_TW" w:bidi="zh_TW"/>
-          </w:rPr>
-          <w:rPr>
-            <w:color w:val="0000EE"/>
-            <w:u w:val="single"/>
-          </w:rPr>
-          <w:t>多1:1</w:t>
-        </w:r>
-      </w:hyperlink>
+      <w:r>
+        <w:rPr>
+          <w:lang w:val="zh_TW" w:bidi="zh_TW"/>
+        </w:rPr>
+        <w:t>多1:1</w:t>
+      </w:r>
       <w:r>
         <w:rPr>
           <w:lang w:val="zh_TW" w:bidi="zh_TW"/>
         </w:rPr>
         <w:t>；</w:t>
       </w:r>
-      <w:hyperlink r:id="rId29">
-        <w:r>
-          <w:rPr>
-            <w:lang w:val="zh_TW" w:bidi="zh_TW"/>
-          </w:rPr>
-          <w:rPr>
-            <w:color w:val="0000EE"/>
-            <w:u w:val="single"/>
-          </w:rPr>
-          <w:t>彼前1:1–2</w:t>
-        </w:r>
-      </w:hyperlink>
+      <w:r>
+        <w:rPr>
+          <w:lang w:val="zh_TW" w:bidi="zh_TW"/>
+        </w:rPr>
+        <w:t>彼前1:1–2</w:t>
+      </w:r>
       <w:r>
         <w:rPr>
           <w:lang w:val="zh_TW" w:bidi="zh_TW"/>
         </w:rPr>
         <w:t>；</w:t>
       </w:r>
-      <w:hyperlink r:id="rId30">
-        <w:r>
-          <w:rPr>
-            <w:lang w:val="zh_TW" w:bidi="zh_TW"/>
-          </w:rPr>
-          <w:rPr>
-            <w:color w:val="0000EE"/>
-            <w:u w:val="single"/>
-          </w:rPr>
-          <w:t>彼後1:10</w:t>
-        </w:r>
-      </w:hyperlink>
+      <w:r>
+        <w:rPr>
+          <w:lang w:val="zh_TW" w:bidi="zh_TW"/>
+        </w:rPr>
+        <w:t>彼後1:10</w:t>
+      </w:r>
       <w:r>
         <w:rPr>
           <w:lang w:val="zh_TW" w:bidi="zh_TW"/>
         </w:rPr>
         <w:t>；</w:t>
       </w:r>
-      <w:hyperlink r:id="rId31">
-        <w:r>
-          <w:rPr>
-            <w:lang w:val="zh_TW" w:bidi="zh_TW"/>
-          </w:rPr>
-          <w:rPr>
-            <w:color w:val="0000EE"/>
-            <w:u w:val="single"/>
-          </w:rPr>
-          <w:t>啟17:14</w:t>
-        </w:r>
-      </w:hyperlink>
+      <w:r>
+        <w:rPr>
+          <w:lang w:val="zh_TW" w:bidi="zh_TW"/>
+        </w:rPr>
+        <w:t>啟17:14</w:t>
+      </w:r>
       <w:r>
         <w:rPr>
           <w:lang w:val="zh_TW" w:bidi="zh_TW"/>
         </w:rPr>
         <w:t>；參</w:t>
       </w:r>
-      <w:hyperlink r:id="rId32">
-        <w:r>
-          <w:rPr>
-            <w:lang w:val="zh_TW" w:bidi="zh_TW"/>
-          </w:rPr>
-          <w:rPr>
-            <w:color w:val="0000EE"/>
-            <w:u w:val="single"/>
-          </w:rPr>
-          <w:t>羅16:13</w:t>
-        </w:r>
-      </w:hyperlink>
+      <w:r>
+        <w:rPr>
+          <w:lang w:val="zh_TW" w:bidi="zh_TW"/>
+        </w:rPr>
+        <w:t>羅16:13</w:t>
+      </w:r>
       <w:r>
         <w:rPr>
           <w:lang w:val="zh_TW" w:bidi="zh_TW"/>
         </w:rPr>
         <w:t>和</w:t>
       </w:r>
-      <w:hyperlink r:id="rId33">
-        <w:r>
-          <w:rPr>
-            <w:lang w:val="zh_TW" w:bidi="zh_TW"/>
-          </w:rPr>
-          <w:rPr>
-            <w:color w:val="0000EE"/>
-            <w:u w:val="single"/>
-          </w:rPr>
-          <w:t>約二1:13</w:t>
-        </w:r>
-      </w:hyperlink>
+      <w:r>
+        <w:rPr>
+          <w:lang w:val="zh_TW" w:bidi="zh_TW"/>
+        </w:rPr>
+        <w:t>約二1:13</w:t>
+      </w:r>
       <w:r>
         <w:rPr>
           <w:lang w:val="zh_TW" w:bidi="zh_TW"/>
@@ -695,36 +569,24 @@
         </w:rPr>
         <w:t>「揀選」這個詞顯示了成為神的子民始於神的揀選。這個揀選發生在時間開始之前，在任何人能夠回應之前（</w:t>
       </w:r>
-      <w:hyperlink r:id="rId34">
-        <w:r>
-          <w:rPr>
-            <w:lang w:val="zh_TW" w:bidi="zh_TW"/>
-          </w:rPr>
-          <w:rPr>
-            <w:color w:val="0000EE"/>
-            <w:u w:val="single"/>
-          </w:rPr>
-          <w:t>弗1:4</w:t>
-        </w:r>
-      </w:hyperlink>
+      <w:r>
+        <w:rPr>
+          <w:lang w:val="zh_TW" w:bidi="zh_TW"/>
+        </w:rPr>
+        <w:t>弗1:4</w:t>
+      </w:r>
       <w:r>
         <w:rPr>
           <w:lang w:val="zh_TW" w:bidi="zh_TW"/>
         </w:rPr>
         <w:t>；參</w:t>
       </w:r>
-      <w:hyperlink r:id="rId35">
-        <w:r>
-          <w:rPr>
-            <w:lang w:val="zh_TW" w:bidi="zh_TW"/>
-          </w:rPr>
-          <w:rPr>
-            <w:color w:val="0000EE"/>
-            <w:u w:val="single"/>
-          </w:rPr>
-          <w:t>約15:16、19</w:t>
-        </w:r>
-      </w:hyperlink>
+      <w:r>
+        <w:rPr>
+          <w:lang w:val="zh_TW" w:bidi="zh_TW"/>
+        </w:rPr>
+        <w:t>約15:16、19</w:t>
+      </w:r>
       <w:r>
         <w:rPr>
           <w:lang w:val="zh_TW" w:bidi="zh_TW"/>
@@ -785,18 +647,12 @@
         </w:rPr>
         <w:t>世上卑賤的，被人厭惡的，以及那無有的，為要廢掉那有的（</w:t>
       </w:r>
-      <w:hyperlink r:id="rId36">
-        <w:r>
-          <w:rPr>
-            <w:lang w:val="zh_TW" w:bidi="zh_TW"/>
-          </w:rPr>
-          <w:rPr>
-            <w:color w:val="0000EE"/>
-            <w:u w:val="single"/>
-          </w:rPr>
-          <w:t>林前1:27–28</w:t>
-        </w:r>
-      </w:hyperlink>
+      <w:r>
+        <w:rPr>
+          <w:lang w:val="zh_TW" w:bidi="zh_TW"/>
+        </w:rPr>
+        <w:t>林前1:27–28</w:t>
+      </w:r>
       <w:r>
         <w:rPr>
           <w:lang w:val="zh_TW" w:bidi="zh_TW"/>
@@ -849,18 +705,12 @@
         </w:rPr>
         <w:t>神幫助他們，因此沒有人可以控告他們以至於讓神拒絕他們（</w:t>
       </w:r>
-      <w:hyperlink r:id="rId24">
-        <w:r>
-          <w:rPr>
-            <w:lang w:val="zh_TW" w:bidi="zh_TW"/>
-          </w:rPr>
-          <w:rPr>
-            <w:color w:val="0000EE"/>
-            <w:u w:val="single"/>
-          </w:rPr>
-          <w:t>羅8:33</w:t>
-        </w:r>
-      </w:hyperlink>
+      <w:r>
+        <w:rPr>
+          <w:lang w:val="zh_TW" w:bidi="zh_TW"/>
+        </w:rPr>
+        <w:t>羅8:33</w:t>
+      </w:r>
       <w:r>
         <w:rPr>
           <w:lang w:val="zh_TW" w:bidi="zh_TW"/>
@@ -885,18 +735,12 @@
         </w:rPr>
         <w:t>他們如同君尊的祭司，這意味著他們可以直接來到神面前（</w:t>
       </w:r>
-      <w:hyperlink r:id="rId19">
-        <w:r>
-          <w:rPr>
-            <w:lang w:val="zh_TW" w:bidi="zh_TW"/>
-          </w:rPr>
-          <w:rPr>
-            <w:color w:val="0000EE"/>
-            <w:u w:val="single"/>
-          </w:rPr>
-          <w:t>彼前2:9</w:t>
-        </w:r>
-      </w:hyperlink>
+      <w:r>
+        <w:rPr>
+          <w:lang w:val="zh_TW" w:bidi="zh_TW"/>
+        </w:rPr>
+        <w:t>彼前2:9</w:t>
+      </w:r>
       <w:r>
         <w:rPr>
           <w:lang w:val="zh_TW" w:bidi="zh_TW"/>
@@ -921,18 +765,12 @@
         </w:rPr>
         <w:t>被稱為使徒的早期基督教領袖經歷了艱難時期。他們這樣做是為了讓神的子民可以得救，並與神永遠同在（</w:t>
       </w:r>
-      <w:hyperlink r:id="rId27">
-        <w:r>
-          <w:rPr>
-            <w:lang w:val="zh_TW" w:bidi="zh_TW"/>
-          </w:rPr>
-          <w:rPr>
-            <w:color w:val="0000EE"/>
-            <w:u w:val="single"/>
-          </w:rPr>
-          <w:t>提後2:10</w:t>
-        </w:r>
-      </w:hyperlink>
+      <w:r>
+        <w:rPr>
+          <w:lang w:val="zh_TW" w:bidi="zh_TW"/>
+        </w:rPr>
+        <w:t>提後2:10</w:t>
+      </w:r>
       <w:r>
         <w:rPr>
           <w:lang w:val="zh_TW" w:bidi="zh_TW"/>
@@ -953,72 +791,48 @@
         </w:rPr>
         <w:t>選民是以他們對神的信心著稱（</w:t>
       </w:r>
-      <w:hyperlink r:id="rId28">
-        <w:r>
-          <w:rPr>
-            <w:lang w:val="zh_TW" w:bidi="zh_TW"/>
-          </w:rPr>
-          <w:rPr>
-            <w:color w:val="0000EE"/>
-            <w:u w:val="single"/>
-          </w:rPr>
-          <w:t>多1:1</w:t>
-        </w:r>
-      </w:hyperlink>
+      <w:r>
+        <w:rPr>
+          <w:lang w:val="zh_TW" w:bidi="zh_TW"/>
+        </w:rPr>
+        <w:t>多1:1</w:t>
+      </w:r>
       <w:r>
         <w:rPr>
           <w:lang w:val="zh_TW" w:bidi="zh_TW"/>
         </w:rPr>
         <w:t>）。他們的行為應該顯示出他們是神的子民（</w:t>
       </w:r>
-      <w:hyperlink r:id="rId25">
-        <w:r>
-          <w:rPr>
-            <w:lang w:val="zh_TW" w:bidi="zh_TW"/>
-          </w:rPr>
-          <w:rPr>
-            <w:color w:val="0000EE"/>
-            <w:u w:val="single"/>
-          </w:rPr>
-          <w:t>西3:12</w:t>
-        </w:r>
-      </w:hyperlink>
+      <w:r>
+        <w:rPr>
+          <w:lang w:val="zh_TW" w:bidi="zh_TW"/>
+        </w:rPr>
+        <w:t>西3:12</w:t>
+      </w:r>
       <w:r>
         <w:rPr>
           <w:lang w:val="zh_TW" w:bidi="zh_TW"/>
         </w:rPr>
         <w:t>）。他們必須堅定自己的呼召和揀選，也就是說，他們必須通過他們的生活方式來顯示他們屬於神（</w:t>
       </w:r>
-      <w:hyperlink r:id="rId30">
-        <w:r>
-          <w:rPr>
-            <w:lang w:val="zh_TW" w:bidi="zh_TW"/>
-          </w:rPr>
-          <w:rPr>
-            <w:color w:val="0000EE"/>
-            <w:u w:val="single"/>
-          </w:rPr>
-          <w:t>彼後1:10</w:t>
-        </w:r>
-      </w:hyperlink>
+      <w:r>
+        <w:rPr>
+          <w:lang w:val="zh_TW" w:bidi="zh_TW"/>
+        </w:rPr>
+        <w:t>彼後1:10</w:t>
+      </w:r>
       <w:r>
         <w:rPr>
           <w:lang w:val="zh_TW" w:bidi="zh_TW"/>
         </w:rPr>
         <w:t>）。他們必須繼續忠於那位呼召他們的主（</w:t>
       </w:r>
-      <w:hyperlink r:id="rId31">
-        <w:r>
-          <w:rPr>
-            <w:lang w:val="zh_TW" w:bidi="zh_TW"/>
-          </w:rPr>
-          <w:rPr>
-            <w:color w:val="0000EE"/>
-            <w:u w:val="single"/>
-          </w:rPr>
-          <w:t>啟17:14</w:t>
-        </w:r>
-      </w:hyperlink>
+      <w:r>
+        <w:rPr>
+          <w:lang w:val="zh_TW" w:bidi="zh_TW"/>
+        </w:rPr>
+        <w:t>啟17:14</w:t>
+      </w:r>
       <w:r>
         <w:rPr>
           <w:lang w:val="zh_TW" w:bidi="zh_TW"/>
@@ -1033,18 +847,12 @@
           <w:lang w:val="zh_TW" w:bidi="zh_TW"/>
         </w:rPr>
       </w:r>
-      <w:hyperlink r:id="rId37">
-        <w:r>
-          <w:rPr>
-            <w:lang w:val="zh_TW" w:bidi="zh_TW"/>
-          </w:rPr>
-          <w:rPr>
-            <w:color w:val="0000EE"/>
-            <w:u w:val="single"/>
-          </w:rPr>
-          <w:t>馬太福音二十二章14節</w:t>
-        </w:r>
-      </w:hyperlink>
+      <w:r>
+        <w:rPr>
+          <w:lang w:val="zh_TW" w:bidi="zh_TW"/>
+        </w:rPr>
+        <w:t>馬太福音二十二章14節</w:t>
+      </w:r>
       <w:r>
         <w:rPr>
           <w:lang w:val="zh_TW" w:bidi="zh_TW"/>
@@ -1065,18 +873,12 @@
         </w:rPr>
         <w:t>聖經並未完全解釋為什麼只有一些人成為神的子民。當然，當一個人確實回應神的呼召時，那是因為福音臨到了他或她「不獨在乎言語，也在乎權能和聖靈，並充足的信心」（</w:t>
       </w:r>
-      <w:hyperlink r:id="rId38">
-        <w:r>
-          <w:rPr>
-            <w:lang w:val="zh_TW" w:bidi="zh_TW"/>
-          </w:rPr>
-          <w:rPr>
-            <w:color w:val="0000EE"/>
-            <w:u w:val="single"/>
-          </w:rPr>
-          <w:t>帖前1:4–5</w:t>
-        </w:r>
-      </w:hyperlink>
+      <w:r>
+        <w:rPr>
+          <w:lang w:val="zh_TW" w:bidi="zh_TW"/>
+        </w:rPr>
+        <w:t>帖前1:4–5</w:t>
+      </w:r>
       <w:r>
         <w:rPr>
           <w:lang w:val="zh_TW" w:bidi="zh_TW"/>
@@ -1097,126 +899,84 @@
         </w:rPr>
         <w:t>「揀選」也可以意味著神揀選人來完成特殊的任務。耶穌從一大群跟隨祂的人中選擇了十二個門徒（</w:t>
       </w:r>
-      <w:hyperlink r:id="rId39">
-        <w:r>
-          <w:rPr>
-            <w:lang w:val="zh_TW" w:bidi="zh_TW"/>
-          </w:rPr>
-          <w:rPr>
-            <w:color w:val="0000EE"/>
-            <w:u w:val="single"/>
-          </w:rPr>
-          <w:t>路6:13</w:t>
-        </w:r>
-      </w:hyperlink>
+      <w:r>
+        <w:rPr>
+          <w:lang w:val="zh_TW" w:bidi="zh_TW"/>
+        </w:rPr>
+        <w:t>路6:13</w:t>
+      </w:r>
       <w:r>
         <w:rPr>
           <w:lang w:val="zh_TW" w:bidi="zh_TW"/>
         </w:rPr>
         <w:t>；</w:t>
       </w:r>
-      <w:hyperlink r:id="rId40">
-        <w:r>
-          <w:rPr>
-            <w:lang w:val="zh_TW" w:bidi="zh_TW"/>
-          </w:rPr>
-          <w:rPr>
-            <w:color w:val="0000EE"/>
-            <w:u w:val="single"/>
-          </w:rPr>
-          <w:t>徒1:2</w:t>
-        </w:r>
-      </w:hyperlink>
+      <w:r>
+        <w:rPr>
+          <w:lang w:val="zh_TW" w:bidi="zh_TW"/>
+        </w:rPr>
+        <w:t>徒1:2</w:t>
+      </w:r>
       <w:r>
         <w:rPr>
           <w:lang w:val="zh_TW" w:bidi="zh_TW"/>
         </w:rPr>
         <w:t>）。同樣，在約翰福音中，耶穌說祂雖然揀選了十二個門徒，但祂稱出賣祂的猶大為「魔鬼」（</w:t>
       </w:r>
-      <w:hyperlink r:id="rId41">
-        <w:r>
-          <w:rPr>
-            <w:lang w:val="zh_TW" w:bidi="zh_TW"/>
-          </w:rPr>
-          <w:rPr>
-            <w:color w:val="0000EE"/>
-            <w:u w:val="single"/>
-          </w:rPr>
-          <w:t>約6:70</w:t>
-        </w:r>
-      </w:hyperlink>
+      <w:r>
+        <w:rPr>
+          <w:lang w:val="zh_TW" w:bidi="zh_TW"/>
+        </w:rPr>
+        <w:t>約6:70</w:t>
+      </w:r>
       <w:r>
         <w:rPr>
           <w:lang w:val="zh_TW" w:bidi="zh_TW"/>
         </w:rPr>
         <w:t>，</w:t>
       </w:r>
-      <w:hyperlink r:id="rId42">
-        <w:r>
-          <w:rPr>
-            <w:lang w:val="zh_TW" w:bidi="zh_TW"/>
-          </w:rPr>
-          <w:rPr>
-            <w:color w:val="0000EE"/>
-            <w:u w:val="single"/>
-          </w:rPr>
-          <w:t>13:18</w:t>
-        </w:r>
-      </w:hyperlink>
+      <w:r>
+        <w:rPr>
+          <w:lang w:val="zh_TW" w:bidi="zh_TW"/>
+        </w:rPr>
+        <w:t>13:18</w:t>
+      </w:r>
       <w:r>
         <w:rPr>
           <w:lang w:val="zh_TW" w:bidi="zh_TW"/>
         </w:rPr>
         <w:t>）。當需要選出另一位門徒來取代猶大時，教會向耶穌祈禱，請耶穌指示他們應該從兩個人中挑選哪一個加入十二使徒（</w:t>
       </w:r>
-      <w:hyperlink r:id="rId43">
-        <w:r>
-          <w:rPr>
-            <w:lang w:val="zh_TW" w:bidi="zh_TW"/>
-          </w:rPr>
-          <w:rPr>
-            <w:color w:val="0000EE"/>
-            <w:u w:val="single"/>
-          </w:rPr>
-          <w:t>徒1:24</w:t>
-        </w:r>
-      </w:hyperlink>
+      <w:r>
+        <w:rPr>
+          <w:lang w:val="zh_TW" w:bidi="zh_TW"/>
+        </w:rPr>
+        <w:t>徒1:24</w:t>
+      </w:r>
       <w:r>
         <w:rPr>
           <w:lang w:val="zh_TW" w:bidi="zh_TW"/>
         </w:rPr>
         <w:t>）。彼得說神揀選了他向外邦人傳福音（</w:t>
       </w:r>
-      <w:hyperlink r:id="rId44">
-        <w:r>
-          <w:rPr>
-            <w:lang w:val="zh_TW" w:bidi="zh_TW"/>
-          </w:rPr>
-          <w:rPr>
-            <w:color w:val="0000EE"/>
-            <w:u w:val="single"/>
-          </w:rPr>
-          <w:t>15:7</w:t>
-        </w:r>
-      </w:hyperlink>
+      <w:r>
+        <w:rPr>
+          <w:lang w:val="zh_TW" w:bidi="zh_TW"/>
+        </w:rPr>
+        <w:t>15:7</w:t>
+      </w:r>
       <w:r>
         <w:rPr>
           <w:lang w:val="zh_TW" w:bidi="zh_TW"/>
         </w:rPr>
         <w:t>）。 同樣，保羅說神揀選他將信息帶給外邦人（</w:t>
       </w:r>
-      <w:hyperlink r:id="rId45">
-        <w:r>
-          <w:rPr>
-            <w:lang w:val="zh_TW" w:bidi="zh_TW"/>
-          </w:rPr>
-          <w:rPr>
-            <w:color w:val="0000EE"/>
-            <w:u w:val="single"/>
-          </w:rPr>
-          <w:t>9:15</w:t>
-        </w:r>
-      </w:hyperlink>
+      <w:r>
+        <w:rPr>
+          <w:lang w:val="zh_TW" w:bidi="zh_TW"/>
+        </w:rPr>
+        <w:t>9:15</w:t>
+      </w:r>
       <w:r>
         <w:rPr>
           <w:lang w:val="zh_TW" w:bidi="zh_TW"/>
